--- a/docs/VOT_House_Finding_How_It_Works.docx
+++ b/docs/VOT_House_Finding_How_It_Works.docx
@@ -396,27 +396,7 @@
                 <w:sz w:val="20"/>
                 <w:szCs w:val="20"/>
               </w:rPr>
-              <w:t>Tenant (</w:t>
-            </w:r>
-            <w:r>
-              <w:rPr>
-                <w:b w:val="false"/>
-                <w:bCs w:val="false"/>
-                <w:color w:val="333333"/>
-                <w:sz w:val="20"/>
-                <w:szCs w:val="20"/>
-              </w:rPr>
-              <w:t>Mpangaji</w:t>
-            </w:r>
-            <w:r>
-              <w:rPr>
-                <w:b w:val="false"/>
-                <w:bCs w:val="false"/>
-                <w:color w:val="333333"/>
-                <w:sz w:val="20"/>
-                <w:szCs w:val="20"/>
-              </w:rPr>
-              <w:t>)</w:t>
+              <w:t>Tenant (Mpangaji)</w:t>
             </w:r>
           </w:p>
         </w:tc>
@@ -478,6 +458,16 @@
                 <w:szCs w:val="20"/>
               </w:rPr>
               <w:t>Landlord</w:t>
+            </w:r>
+            <w:r>
+              <w:rPr>
+                <w:b w:val="false"/>
+                <w:bCs w:val="false"/>
+                <w:color w:val="333333"/>
+                <w:sz w:val="20"/>
+                <w:szCs w:val="20"/>
+              </w:rPr>
+              <w:t>(Mpangishaji)</w:t>
             </w:r>
           </w:p>
         </w:tc>
@@ -638,7 +628,7 @@
         <w:pStyle w:val="ListParagraph"/>
         <w:numPr>
           <w:ilvl w:val="0"/>
-          <w:numId w:val="3"/>
+          <w:numId w:val="4"/>
         </w:numPr>
         <w:spacing w:lineRule="auto" w:line="281" w:before="0" w:after="100"/>
         <w:rPr/>
@@ -667,7 +657,7 @@
         <w:pStyle w:val="ListParagraph"/>
         <w:numPr>
           <w:ilvl w:val="0"/>
-          <w:numId w:val="1"/>
+          <w:numId w:val="2"/>
         </w:numPr>
         <w:spacing w:lineRule="auto" w:line="281" w:before="0" w:after="100"/>
         <w:rPr/>
@@ -796,7 +786,7 @@
         <w:pStyle w:val="ListParagraph"/>
         <w:numPr>
           <w:ilvl w:val="0"/>
-          <w:numId w:val="1"/>
+          <w:numId w:val="2"/>
         </w:numPr>
         <w:spacing w:lineRule="auto" w:line="281" w:before="0" w:after="100"/>
         <w:rPr/>
@@ -825,7 +815,7 @@
         <w:pStyle w:val="ListParagraph"/>
         <w:numPr>
           <w:ilvl w:val="0"/>
-          <w:numId w:val="1"/>
+          <w:numId w:val="2"/>
         </w:numPr>
         <w:spacing w:lineRule="auto" w:line="281" w:before="0" w:after="100"/>
         <w:rPr/>
@@ -854,7 +844,7 @@
         <w:pStyle w:val="ListParagraph"/>
         <w:numPr>
           <w:ilvl w:val="0"/>
-          <w:numId w:val="1"/>
+          <w:numId w:val="2"/>
         </w:numPr>
         <w:spacing w:lineRule="auto" w:line="281" w:before="0" w:after="100"/>
         <w:rPr/>
@@ -883,7 +873,7 @@
         <w:pStyle w:val="ListParagraph"/>
         <w:numPr>
           <w:ilvl w:val="0"/>
-          <w:numId w:val="1"/>
+          <w:numId w:val="2"/>
         </w:numPr>
         <w:spacing w:lineRule="auto" w:line="281" w:before="0" w:after="100"/>
         <w:rPr/>
@@ -947,7 +937,7 @@
         <w:pStyle w:val="ListParagraph"/>
         <w:numPr>
           <w:ilvl w:val="0"/>
-          <w:numId w:val="1"/>
+          <w:numId w:val="2"/>
         </w:numPr>
         <w:spacing w:lineRule="auto" w:line="281" w:before="0" w:after="100"/>
         <w:rPr/>
@@ -966,7 +956,7 @@
         <w:pStyle w:val="ListParagraph"/>
         <w:numPr>
           <w:ilvl w:val="0"/>
-          <w:numId w:val="1"/>
+          <w:numId w:val="2"/>
         </w:numPr>
         <w:spacing w:lineRule="auto" w:line="281" w:before="0" w:after="100"/>
         <w:rPr/>
@@ -985,7 +975,7 @@
         <w:pStyle w:val="ListParagraph"/>
         <w:numPr>
           <w:ilvl w:val="0"/>
-          <w:numId w:val="1"/>
+          <w:numId w:val="2"/>
         </w:numPr>
         <w:spacing w:lineRule="auto" w:line="281" w:before="0" w:after="100"/>
         <w:rPr/>
@@ -1004,7 +994,7 @@
         <w:pStyle w:val="ListParagraph"/>
         <w:numPr>
           <w:ilvl w:val="0"/>
-          <w:numId w:val="1"/>
+          <w:numId w:val="2"/>
         </w:numPr>
         <w:spacing w:lineRule="auto" w:line="281" w:before="0" w:after="100"/>
         <w:rPr/>
@@ -1055,7 +1045,7 @@
         <w:pStyle w:val="ListParagraph"/>
         <w:numPr>
           <w:ilvl w:val="0"/>
-          <w:numId w:val="1"/>
+          <w:numId w:val="2"/>
         </w:numPr>
         <w:spacing w:lineRule="auto" w:line="281" w:before="0" w:after="100"/>
         <w:rPr/>
@@ -1084,7 +1074,7 @@
         <w:pStyle w:val="ListParagraph"/>
         <w:numPr>
           <w:ilvl w:val="0"/>
-          <w:numId w:val="1"/>
+          <w:numId w:val="2"/>
         </w:numPr>
         <w:spacing w:lineRule="auto" w:line="281" w:before="0" w:after="100"/>
         <w:rPr/>
@@ -1113,7 +1103,7 @@
         <w:pStyle w:val="ListParagraph"/>
         <w:numPr>
           <w:ilvl w:val="0"/>
-          <w:numId w:val="1"/>
+          <w:numId w:val="2"/>
         </w:numPr>
         <w:spacing w:lineRule="auto" w:line="281" w:before="0" w:after="100"/>
         <w:rPr/>
@@ -1177,7 +1167,7 @@
         <w:pStyle w:val="ListParagraph"/>
         <w:numPr>
           <w:ilvl w:val="0"/>
-          <w:numId w:val="1"/>
+          <w:numId w:val="2"/>
         </w:numPr>
         <w:spacing w:lineRule="auto" w:line="281" w:before="0" w:after="100"/>
         <w:rPr/>
@@ -1206,7 +1196,7 @@
         <w:pStyle w:val="ListParagraph"/>
         <w:numPr>
           <w:ilvl w:val="0"/>
-          <w:numId w:val="1"/>
+          <w:numId w:val="2"/>
         </w:numPr>
         <w:spacing w:lineRule="auto" w:line="281" w:before="0" w:after="100"/>
         <w:rPr/>
@@ -1235,7 +1225,7 @@
         <w:pStyle w:val="ListParagraph"/>
         <w:numPr>
           <w:ilvl w:val="0"/>
-          <w:numId w:val="1"/>
+          <w:numId w:val="2"/>
         </w:numPr>
         <w:spacing w:lineRule="auto" w:line="281" w:before="0" w:after="100"/>
         <w:rPr/>
@@ -1299,7 +1289,7 @@
         <w:pStyle w:val="ListParagraph"/>
         <w:numPr>
           <w:ilvl w:val="0"/>
-          <w:numId w:val="1"/>
+          <w:numId w:val="2"/>
         </w:numPr>
         <w:spacing w:lineRule="auto" w:line="281" w:before="0" w:after="100"/>
         <w:rPr/>
@@ -1328,7 +1318,7 @@
         <w:pStyle w:val="ListParagraph"/>
         <w:numPr>
           <w:ilvl w:val="0"/>
-          <w:numId w:val="1"/>
+          <w:numId w:val="2"/>
         </w:numPr>
         <w:spacing w:lineRule="auto" w:line="281" w:before="0" w:after="100"/>
         <w:rPr/>
@@ -1357,7 +1347,7 @@
         <w:pStyle w:val="ListParagraph"/>
         <w:numPr>
           <w:ilvl w:val="0"/>
-          <w:numId w:val="1"/>
+          <w:numId w:val="2"/>
         </w:numPr>
         <w:spacing w:lineRule="auto" w:line="281" w:before="0" w:after="100"/>
         <w:rPr/>
@@ -1386,7 +1376,7 @@
         <w:pStyle w:val="ListParagraph"/>
         <w:numPr>
           <w:ilvl w:val="0"/>
-          <w:numId w:val="1"/>
+          <w:numId w:val="2"/>
         </w:numPr>
         <w:spacing w:lineRule="auto" w:line="281" w:before="0" w:after="100"/>
         <w:rPr/>
@@ -1470,7 +1460,7 @@
         <w:pStyle w:val="ListParagraph"/>
         <w:numPr>
           <w:ilvl w:val="0"/>
-          <w:numId w:val="1"/>
+          <w:numId w:val="2"/>
         </w:numPr>
         <w:spacing w:lineRule="auto" w:line="281" w:before="0" w:after="100"/>
         <w:rPr/>
@@ -1499,7 +1489,7 @@
         <w:pStyle w:val="ListParagraph"/>
         <w:numPr>
           <w:ilvl w:val="0"/>
-          <w:numId w:val="1"/>
+          <w:numId w:val="2"/>
         </w:numPr>
         <w:spacing w:lineRule="auto" w:line="281" w:before="0" w:after="100"/>
         <w:rPr/>
@@ -1528,7 +1518,7 @@
         <w:pStyle w:val="ListParagraph"/>
         <w:numPr>
           <w:ilvl w:val="0"/>
-          <w:numId w:val="1"/>
+          <w:numId w:val="2"/>
         </w:numPr>
         <w:spacing w:lineRule="auto" w:line="281" w:before="0" w:after="100"/>
         <w:rPr/>
@@ -1845,6 +1835,7 @@
         </w:tabs>
         <w:ind w:start="1080" w:hanging="360"/>
       </w:pPr>
+      <w:rPr/>
     </w:lvl>
     <w:lvl w:ilvl="2">
       <w:start w:val="1"/>
@@ -1857,6 +1848,7 @@
         </w:tabs>
         <w:ind w:start="1440" w:hanging="360"/>
       </w:pPr>
+      <w:rPr/>
     </w:lvl>
     <w:lvl w:ilvl="3">
       <w:start w:val="1"/>
@@ -1869,6 +1861,7 @@
         </w:tabs>
         <w:ind w:start="1800" w:hanging="360"/>
       </w:pPr>
+      <w:rPr/>
     </w:lvl>
     <w:lvl w:ilvl="4">
       <w:start w:val="1"/>
@@ -1881,6 +1874,7 @@
         </w:tabs>
         <w:ind w:start="2160" w:hanging="360"/>
       </w:pPr>
+      <w:rPr/>
     </w:lvl>
     <w:lvl w:ilvl="5">
       <w:start w:val="1"/>
@@ -1893,6 +1887,7 @@
         </w:tabs>
         <w:ind w:start="2520" w:hanging="360"/>
       </w:pPr>
+      <w:rPr/>
     </w:lvl>
     <w:lvl w:ilvl="6">
       <w:start w:val="1"/>
@@ -1905,6 +1900,7 @@
         </w:tabs>
         <w:ind w:start="2880" w:hanging="360"/>
       </w:pPr>
+      <w:rPr/>
     </w:lvl>
     <w:lvl w:ilvl="7">
       <w:start w:val="1"/>
@@ -1917,6 +1913,7 @@
         </w:tabs>
         <w:ind w:start="3240" w:hanging="360"/>
       </w:pPr>
+      <w:rPr/>
     </w:lvl>
     <w:lvl w:ilvl="8">
       <w:start w:val="1"/>
@@ -1929,9 +1926,131 @@
         </w:tabs>
         <w:ind w:start="3600" w:hanging="360"/>
       </w:pPr>
+      <w:rPr/>
     </w:lvl>
   </w:abstractNum>
   <w:abstractNum w:abstractNumId="2">
+    <w:lvl w:ilvl="0">
+      <w:start w:val="1"/>
+      <w:numFmt w:val="bullet"/>
+      <w:lvlText w:val=""/>
+      <w:lvlJc w:val="start"/>
+      <w:pPr>
+        <w:tabs>
+          <w:tab w:val="num" w:pos="0"/>
+        </w:tabs>
+        <w:ind w:start="560" w:hanging="280"/>
+      </w:pPr>
+      <w:rPr>
+        <w:rFonts w:ascii="Symbol" w:hAnsi="Symbol" w:cs="Symbol" w:hint="default"/>
+      </w:rPr>
+    </w:lvl>
+    <w:lvl w:ilvl="1">
+      <w:start w:val="1"/>
+      <w:numFmt w:val="decimal"/>
+      <w:lvlText w:val="%2."/>
+      <w:lvlJc w:val="start"/>
+      <w:pPr>
+        <w:tabs>
+          <w:tab w:val="num" w:pos="1080"/>
+        </w:tabs>
+        <w:ind w:start="1080" w:hanging="360"/>
+      </w:pPr>
+      <w:rPr/>
+    </w:lvl>
+    <w:lvl w:ilvl="2">
+      <w:start w:val="1"/>
+      <w:numFmt w:val="decimal"/>
+      <w:lvlText w:val="%3."/>
+      <w:lvlJc w:val="start"/>
+      <w:pPr>
+        <w:tabs>
+          <w:tab w:val="num" w:pos="1440"/>
+        </w:tabs>
+        <w:ind w:start="1440" w:hanging="360"/>
+      </w:pPr>
+      <w:rPr/>
+    </w:lvl>
+    <w:lvl w:ilvl="3">
+      <w:start w:val="1"/>
+      <w:numFmt w:val="decimal"/>
+      <w:lvlText w:val="%4."/>
+      <w:lvlJc w:val="start"/>
+      <w:pPr>
+        <w:tabs>
+          <w:tab w:val="num" w:pos="1800"/>
+        </w:tabs>
+        <w:ind w:start="1800" w:hanging="360"/>
+      </w:pPr>
+      <w:rPr/>
+    </w:lvl>
+    <w:lvl w:ilvl="4">
+      <w:start w:val="1"/>
+      <w:numFmt w:val="decimal"/>
+      <w:lvlText w:val="%5."/>
+      <w:lvlJc w:val="start"/>
+      <w:pPr>
+        <w:tabs>
+          <w:tab w:val="num" w:pos="2160"/>
+        </w:tabs>
+        <w:ind w:start="2160" w:hanging="360"/>
+      </w:pPr>
+      <w:rPr/>
+    </w:lvl>
+    <w:lvl w:ilvl="5">
+      <w:start w:val="1"/>
+      <w:numFmt w:val="decimal"/>
+      <w:lvlText w:val="%6."/>
+      <w:lvlJc w:val="start"/>
+      <w:pPr>
+        <w:tabs>
+          <w:tab w:val="num" w:pos="2520"/>
+        </w:tabs>
+        <w:ind w:start="2520" w:hanging="360"/>
+      </w:pPr>
+      <w:rPr/>
+    </w:lvl>
+    <w:lvl w:ilvl="6">
+      <w:start w:val="1"/>
+      <w:numFmt w:val="decimal"/>
+      <w:lvlText w:val="%7."/>
+      <w:lvlJc w:val="start"/>
+      <w:pPr>
+        <w:tabs>
+          <w:tab w:val="num" w:pos="2880"/>
+        </w:tabs>
+        <w:ind w:start="2880" w:hanging="360"/>
+      </w:pPr>
+      <w:rPr/>
+    </w:lvl>
+    <w:lvl w:ilvl="7">
+      <w:start w:val="1"/>
+      <w:numFmt w:val="decimal"/>
+      <w:lvlText w:val="%8."/>
+      <w:lvlJc w:val="start"/>
+      <w:pPr>
+        <w:tabs>
+          <w:tab w:val="num" w:pos="3240"/>
+        </w:tabs>
+        <w:ind w:start="3240" w:hanging="360"/>
+      </w:pPr>
+      <w:rPr/>
+    </w:lvl>
+    <w:lvl w:ilvl="8">
+      <w:start w:val="1"/>
+      <w:numFmt w:val="decimal"/>
+      <w:lvlText w:val="%9."/>
+      <w:lvlJc w:val="start"/>
+      <w:pPr>
+        <w:tabs>
+          <w:tab w:val="num" w:pos="3600"/>
+        </w:tabs>
+        <w:ind w:start="3600" w:hanging="360"/>
+      </w:pPr>
+      <w:rPr/>
+    </w:lvl>
+  </w:abstractNum>
+  <w:abstractNum w:abstractNumId="3">
     <w:lvl w:ilvl="0">
       <w:start w:val="1"/>
       <w:numFmt w:val="none"/>
@@ -2057,7 +2176,10 @@
     <w:abstractNumId w:val="2"/>
   </w:num>
   <w:num w:numId="3">
-    <w:abstractNumId w:val="1"/>
+    <w:abstractNumId w:val="3"/>
+  </w:num>
+  <w:num w:numId="4">
+    <w:abstractNumId w:val="2"/>
     <w:lvlOverride w:ilvl="0">
       <w:startOverride w:val="1"/>
     </w:lvlOverride>
@@ -2084,6 +2206,7 @@
     <w:name w:val="Normal"/>
     <w:pPr>
       <w:widowControl/>
+      <w:suppressAutoHyphens w:val="true"/>
       <w:bidi w:val="0"/>
       <w:spacing w:before="0" w:after="0"/>
       <w:jc w:val="start"/>
@@ -2168,11 +2291,17 @@
       <w:u w:val="single"/>
     </w:rPr>
   </w:style>
-  <w:style w:type="character" w:styleId="FootnoteCharacters">
-    <w:name w:val="Footnote Characters"/>
+  <w:style w:type="character" w:styleId="FootnoteCharactersuser">
+    <w:name w:val="Footnote Characters (user)"/>
     <w:uiPriority w:val="99"/>
     <w:semiHidden/>
     <w:unhideWhenUsed/>
+    <w:rPr>
+      <w:vertAlign w:val="superscript"/>
+    </w:rPr>
+  </w:style>
+  <w:style w:type="character" w:styleId="FootnoteCharacters">
+    <w:name w:val="Footnote Characters"/>
     <w:rPr>
       <w:vertAlign w:val="superscript"/>
     </w:rPr>
@@ -2194,11 +2323,17 @@
       <w:szCs w:val="20"/>
     </w:rPr>
   </w:style>
-  <w:style w:type="character" w:styleId="EndnoteCharacters">
-    <w:name w:val="Endnote Characters"/>
+  <w:style w:type="character" w:styleId="EndnoteCharactersuser">
+    <w:name w:val="Endnote Characters (user)"/>
     <w:uiPriority w:val="99"/>
     <w:semiHidden/>
     <w:unhideWhenUsed/>
+    <w:rPr>
+      <w:vertAlign w:val="superscript"/>
+    </w:rPr>
+  </w:style>
+  <w:style w:type="character" w:styleId="EndnoteCharacters">
+    <w:name w:val="Endnote Characters"/>
     <w:rPr>
       <w:vertAlign w:val="superscript"/>
     </w:rPr>
@@ -2290,6 +2425,7 @@
     <w:qFormat/>
     <w:pPr>
       <w:widowControl/>
+      <w:suppressAutoHyphens w:val="true"/>
       <w:bidi w:val="0"/>
       <w:spacing w:before="0" w:after="0"/>
       <w:jc w:val="start"/>
@@ -2310,6 +2446,7 @@
     <w:qFormat/>
     <w:pPr>
       <w:widowControl/>
+      <w:suppressAutoHyphens w:val="true"/>
       <w:bidi w:val="0"/>
       <w:spacing w:before="0" w:after="0"/>
       <w:jc w:val="start"/>
